--- a/ambr6_mixture.docx
+++ b/ambr6_mixture.docx
@@ -140,6 +140,66 @@
               <w:t xml:space="preserve">As a reminder, the learning objectives for this week are:</w:t>
             </w:r>
           </w:p>
+          <w:p>
+            <w:pPr>
+              <w:pStyle w:val="Compact"/>
+              <w:numPr>
+                <w:ilvl w:val="0"/>
+                <w:numId w:val="1001"/>
+              </w:numPr>
+            </w:pPr>
+            <w:r>
+              <w:t xml:space="preserve">Describe the difference between variable-centred and person-centred approaches</w:t>
+            </w:r>
+          </w:p>
+          <w:p>
+            <w:pPr>
+              <w:pStyle w:val="Compact"/>
+              <w:numPr>
+                <w:ilvl w:val="0"/>
+                <w:numId w:val="1001"/>
+              </w:numPr>
+            </w:pPr>
+            <w:r>
+              <w:t xml:space="preserve">Explain how categorical latent variables can be used to identify unobserved subpopulations</w:t>
+            </w:r>
+          </w:p>
+          <w:p>
+            <w:pPr>
+              <w:pStyle w:val="Compact"/>
+              <w:numPr>
+                <w:ilvl w:val="0"/>
+                <w:numId w:val="1001"/>
+              </w:numPr>
+            </w:pPr>
+            <w:r>
+              <w:t xml:space="preserve">Fit and compare latent profile models that vary in their constraints and k-classes</w:t>
+            </w:r>
+          </w:p>
+          <w:p>
+            <w:pPr>
+              <w:pStyle w:val="Compact"/>
+              <w:numPr>
+                <w:ilvl w:val="0"/>
+                <w:numId w:val="1001"/>
+              </w:numPr>
+            </w:pPr>
+            <w:r>
+              <w:t xml:space="preserve">Interpret model output to identify subpopulations</w:t>
+            </w:r>
+          </w:p>
+          <w:p>
+            <w:pPr>
+              <w:pStyle w:val="Compact"/>
+              <w:numPr>
+                <w:ilvl w:val="0"/>
+                <w:numId w:val="1001"/>
+              </w:numPr>
+            </w:pPr>
+            <w:r>
+              <w:t xml:space="preserve">Discuss factors that affect the implementation and generalisability of mixture models</w:t>
+            </w:r>
+          </w:p>
         </w:tc>
       </w:tr>
     </w:tbl>
@@ -148,7 +208,7 @@
         <w:pStyle w:val="FirstParagraph"/>
       </w:pPr>
       <w:r>
-        <w:t xml:space="preserve">We will use the</w:t>
+        <w:t xml:space="preserve">This week we’ve taken a</w:t>
       </w:r>
       <w:r>
         <w:t xml:space="preserve"> </w:t>
@@ -158,13 +218,37 @@
           <w:i/>
           <w:iCs/>
         </w:rPr>
+        <w:t xml:space="preserve">person-centred</w:t>
+      </w:r>
+      <w:r>
+        <w:t xml:space="preserve"> </w:t>
+      </w:r>
+      <w:r>
+        <w:t xml:space="preserve">approach to analysing data: what can we learn about heterogeneity within the population? In today’s practical, we will continue to use latent profile analysis as our example of mixture modelling—i.e., we will use continuous variables as indicators of different subpopulations. We will start with a built-in dataset of student survey responses, before analysing a dataset of early mathematical skills from a recently published paper.</w:t>
+      </w:r>
+    </w:p>
+    <w:p>
+      <w:pPr>
+        <w:pStyle w:val="BodyText"/>
+      </w:pPr>
+      <w:r>
+        <w:t xml:space="preserve">We will use the</w:t>
+      </w:r>
+      <w:r>
+        <w:t xml:space="preserve"> </w:t>
+      </w:r>
+      <w:r>
+        <w:rPr>
+          <w:i/>
+          <w:iCs/>
+        </w:rPr>
         <w:t xml:space="preserve">tidyLPA</w:t>
       </w:r>
       <w:r>
         <w:t xml:space="preserve"> </w:t>
       </w:r>
       <w:r>
-        <w:t xml:space="preserve">package to fit these models. The advantage of this package is that it is designed to align with the</w:t>
+        <w:t xml:space="preserve">package to fit these models. A nice advantage of this package is that it is designed to align with the</w:t>
       </w:r>
       <w:r>
         <w:t xml:space="preserve"> </w:t>
@@ -407,7 +491,7 @@
         <w:t xml:space="preserve">pisaUSA15</w:t>
       </w:r>
       <w:r>
-        <w:t xml:space="preserve">. PISA stands for the Programme for International Student Assessment, and represents an international survey of 15-year-old school pupils. This subset of data is from the 2015 survey and includes questions about USA students’ school attitudes.</w:t>
+        <w:t xml:space="preserve">. PISA stands for the Programme for International Student Assessment, and represents an international survey of 15-year-old school pupils. This subset of data is from the 2015 survey and includes questions about US students’ attitudes towards school.</w:t>
       </w:r>
     </w:p>
     <w:p>
@@ -619,7 +703,7 @@
         <w:rPr>
           <w:rStyle w:val="CommentTok"/>
         </w:rPr>
-        <w:t xml:space="preserve"># Number of pupils</w:t>
+        <w:t xml:space="preserve"># Number of pupils (rows in dataset)</w:t>
       </w:r>
       <w:r>
         <w:br/>
@@ -646,7 +730,7 @@
         <w:rPr>
           <w:rStyle w:val="CommentTok"/>
         </w:rPr>
-        <w:t xml:space="preserve"># Number of variables</w:t>
+        <w:t xml:space="preserve"># Number of variables (columns in dataset)</w:t>
       </w:r>
       <w:r>
         <w:br/>
@@ -782,7 +866,7 @@
       </w:r>
     </w:p>
     <w:bookmarkEnd w:id="26"/>
-    <w:bookmarkStart w:id="32" w:name="class-enumeration-procedure"/>
+    <w:bookmarkStart w:id="33" w:name="class-enumeration-procedure"/>
     <w:p>
       <w:pPr>
         <w:pStyle w:val="Heading2"/>
@@ -852,7 +936,7 @@
         <w:t xml:space="preserve"> </w:t>
       </w:r>
       <w:r>
-        <w:t xml:space="preserve">model assumes that the only thing that differs between the classes we identify is their mean score on the items. We assume that the variance of these scores is equal across classes, and don’t estimate any relationships (covariances) between the items.</w:t>
+        <w:t xml:space="preserve">model assumes that the only thing that differs between classes is their mean score on the items. We assume that the variance of these scores is equal across classes, and don’t estimate any relationships (covariances) between the items.</w:t>
       </w:r>
     </w:p>
     <w:p>
@@ -875,7 +959,7 @@
         <w:t xml:space="preserve"> </w:t>
       </w:r>
       <w:r>
-        <w:t xml:space="preserve">function to fit 5 different models as follows, increasing from 1 class to 5 classes. We specify that the variances should be equal across classes, and that covariances should be constrained to zero. This might take a minute or two to run—be patient!</w:t>
+        <w:t xml:space="preserve">function as follows to fit 5 different models, increasing from 1 class to 5 classes. We specify that the variances should be equal across classes, and that covariances should be constrained to zero. This might take a minute or two to run—be patient!</w:t>
       </w:r>
     </w:p>
     <w:p>
@@ -1064,7 +1148,7 @@
       </w:r>
     </w:p>
     <w:bookmarkEnd w:id="27"/>
-    <w:bookmarkStart w:id="31" w:name="identify-model-of-best-fit"/>
+    <w:bookmarkStart w:id="32" w:name="identify-model-of-best-fit"/>
     <w:p>
       <w:pPr>
         <w:pStyle w:val="Heading3"/>
@@ -1130,7 +1214,7 @@
         <w:pStyle w:val="FirstParagraph"/>
       </w:pPr>
       <w:r>
-        <w:t xml:space="preserve">Print your fit indices in the console, or open them in the viewer. Each row provides fit indices for one of the models you fitted (so three in total, because we increased the number of</w:t>
+        <w:t xml:space="preserve">Each row provides fit indices for one of the models you fitted (so five in total, because we increased the number of</w:t>
       </w:r>
       <w:r>
         <w:t xml:space="preserve"> </w:t>
@@ -1146,7 +1230,7 @@
         <w:t xml:space="preserve"> </w:t>
       </w:r>
       <w:r>
-        <w:t xml:space="preserve">classes per model up to three).</w:t>
+        <w:t xml:space="preserve">classes from 1 to 5).</w:t>
       </w:r>
       <w:r>
         <w:t xml:space="preserve"> </w:t>
@@ -1184,7 +1268,21 @@
         <w:t xml:space="preserve"> </w:t>
       </w:r>
       <w:r>
-        <w:t xml:space="preserve">This number reflects the model structure (i.e., whether variances and covariances are allowed to vary). The labels are found on the vignette, but they are all the same here as we only fitted one model type.</w:t>
+        <w:t xml:space="preserve">This number reflects the model structure (i.e., whether variances and covariances are allowed to vary). The labels are found on the</w:t>
+      </w:r>
+      <w:r>
+        <w:t xml:space="preserve"> </w:t>
+      </w:r>
+      <w:hyperlink r:id="rId28">
+        <w:r>
+          <w:rPr>
+            <w:rStyle w:val="Hyperlink"/>
+          </w:rPr>
+          <w:t xml:space="preserve">vignette</w:t>
+        </w:r>
+      </w:hyperlink>
+      <w:r>
+        <w:t xml:space="preserve">, but they are all the same here as we only fitted one model type.</w:t>
       </w:r>
     </w:p>
     <w:p>
@@ -1385,18 +1483,18 @@
                 <wp:inline>
                   <wp:extent cx="152400" cy="152400"/>
                   <wp:effectExtent b="0" l="0" r="0" t="0"/>
-                  <wp:docPr descr="" title="" id="29" name="Picture"/>
+                  <wp:docPr descr="" title="" id="30" name="Picture"/>
                   <a:graphic>
                     <a:graphicData uri="http://schemas.openxmlformats.org/drawingml/2006/picture">
                       <pic:pic>
                         <pic:nvPicPr>
-                          <pic:cNvPr descr="C:\Users\elj504\AppData\Local\Programs\Quarto\share\formats\docx\tip.png" id="30" name="Picture"/>
+                          <pic:cNvPr descr="C:\Users\elj504\AppData\Local\Programs\Quarto\share\formats\docx\tip.png" id="31" name="Picture"/>
                           <pic:cNvPicPr>
                             <a:picLocks noChangeArrowheads="1" noChangeAspect="1"/>
                           </pic:cNvPicPr>
                         </pic:nvPicPr>
                         <pic:blipFill>
-                          <a:blip r:embed="rId28"/>
+                          <a:blip r:embed="rId29"/>
                           <a:stretch>
                             <a:fillRect/>
                           </a:stretch>
@@ -1622,7 +1720,7 @@
               <w:rPr>
                 <w:rStyle w:val="CommentTok"/>
               </w:rPr>
-              <w:t xml:space="preserve"># Turn this into a long dataset ti implement panel plotting </w:t>
+              <w:t xml:space="preserve"># Turn this into a long dataset to implement panel plotting </w:t>
             </w:r>
             <w:r>
               <w:br/>
@@ -2110,8 +2208,8 @@
         <w:t xml:space="preserve">In this example, it’s clear that the 4-class model is the best option by most metrics. We can also see that this model has a good level of entropy (0.94), indicating good separation between the classes.</w:t>
       </w:r>
     </w:p>
-    <w:bookmarkEnd w:id="31"/>
     <w:bookmarkEnd w:id="32"/>
+    <w:bookmarkEnd w:id="33"/>
     <w:bookmarkStart w:id="35" w:name="widening-the-search-space"/>
     <w:p>
       <w:pPr>
@@ -2126,13 +2224,13 @@
         <w:pStyle w:val="FirstParagraph"/>
       </w:pPr>
       <w:r>
-        <w:t xml:space="preserve">Thus far, our models have not accounted for covariances between the items (i.e., we fixed the covariances to 0). Estimating these increases the complexity of the model (you will see that there are more paramaters in the output), but gives the model more information for working out the classes. Let’s add in this estimation, but still keep them equal across classes</w:t>
+        <w:t xml:space="preserve">Thus far, our models have not accounted for covariances between the items (i.e., we fixed the covariances to 0). Estimating these increases the complexity of the model (you will see that there are more parameters in the output), but gives the model more information for working out the classes. Let’s add in this estimation, but still keep them equal across classes</w:t>
       </w:r>
       <w:r>
         <w:rPr>
           <w:rStyle w:val="FootnoteReference"/>
         </w:rPr>
-        <w:footnoteReference w:id="33"/>
+        <w:footnoteReference w:id="34"/>
       </w:r>
       <w:r>
         <w:t xml:space="preserve">. Extract the fit indices as before.</w:t>
@@ -2242,7 +2340,7 @@
         <w:rPr>
           <w:rStyle w:val="CommentTok"/>
         </w:rPr>
-        <w:t xml:space="preserve"># fit models with k = 1-3</w:t>
+        <w:t xml:space="preserve"># fit models with k = 1-5</w:t>
       </w:r>
       <w:r>
         <w:br/>
@@ -2416,7 +2514,7 @@
         <w:pStyle w:val="FirstParagraph"/>
       </w:pPr>
       <w:r>
-        <w:t xml:space="preserve">In the modelling procedure above, we’ve identified two candidate models to choose between. The final model to proceed with can be decided based on several factors, including:</w:t>
+        <w:t xml:space="preserve">In Steps 3.2 and 3.3, we identified two candidate models to choose between (one from each specification). The final model to proceed with can be decided based on several factors, including:</w:t>
       </w:r>
     </w:p>
     <w:p>
@@ -2428,23 +2526,17 @@
         </w:numPr>
       </w:pPr>
       <w:r>
-        <w:t xml:space="preserve">The same</w:t>
-      </w:r>
-      <w:r>
-        <w:t xml:space="preserve"> </w:t>
-      </w:r>
-      <w:r>
         <w:rPr>
           <w:b/>
           <w:bCs/>
         </w:rPr>
-        <w:t xml:space="preserve">fit indices</w:t>
-      </w:r>
-      <w:r>
-        <w:t xml:space="preserve"> </w:t>
-      </w:r>
-      <w:r>
-        <w:t xml:space="preserve">we considered above: Is one a much better fit than the other? Plotting can be helpful again here for comparison (code below if you would like to do this).</w:t>
+        <w:t xml:space="preserve">Fit indices:</w:t>
+      </w:r>
+      <w:r>
+        <w:t xml:space="preserve"> </w:t>
+      </w:r>
+      <w:r>
+        <w:t xml:space="preserve">Using the same indices we paid attention to above, is one a much better fit than the other? Plotting can be helpful again here for comparison (code below if you would like to do this).</w:t>
       </w:r>
     </w:p>
     <w:p>
@@ -2488,7 +2580,7 @@
         <w:t xml:space="preserve"> </w:t>
       </w:r>
       <w:r>
-        <w:t xml:space="preserve">We are not experts in this dataset so won’t try this one here, but we might look at the final classes estimated by each model (see below) and consider whether they are meaningful.</w:t>
+        <w:t xml:space="preserve">We are not experts in this dataset so won’t try this one here, but we might look at the final classes estimated by each model and consider whether they are meaningful (as in Step 3.5). We tend to avoid very small classes unless they are clearly distinct and align with theoretical expectations.</w:t>
       </w:r>
     </w:p>
     <w:p>
@@ -2994,7 +3086,7 @@
         <w:pStyle w:val="FirstParagraph"/>
       </w:pPr>
       <w:r>
-        <w:t xml:space="preserve">Note that the two model specifications were more than enough to consider for the practical today. However, in reality, we might continue to fit more models with increasingly complex variance/covariance structures and compare the best candidate models from each.</w:t>
+        <w:t xml:space="preserve">Choose your preferred model to take forward to the final step. Note that the two model specifications were more than enough to consider for the practical today. However, in reality, we might continue to fit more models with increasingly complex variance/covariance structures and compare the best candidate models from each.</w:t>
       </w:r>
     </w:p>
     <w:bookmarkEnd w:id="36"/>
@@ -3179,7 +3271,7 @@
         <w:pStyle w:val="BodyText"/>
       </w:pPr>
       <w:r>
-        <w:t xml:space="preserve">Have a look at the different classes from the plot. It seems like Class 4 for example show the highest school interest and enjoyment, but are the lowest on motivation and self-efficacy. Class 2 by comparison are show fairly middle-range responses across the different measures. It’s standard practice to come up with descriptive labels for these classes when communicating the findings.</w:t>
+        <w:t xml:space="preserve">Have a look at the different classes from the plot. It seems like Class 4 for example show the highest school interest and enjoyment, but are the lowest on motivation and self-efficacy. By comparison, Class 2 shows fairly middle-range responses across the different measures. It’s standard practice to come up with descriptive labels for these classes when communicating the findings.</w:t>
       </w:r>
     </w:p>
     <w:p>
@@ -3329,6 +3421,73 @@
         </w:rPr>
         <w:t xml:space="preserve">))</w:t>
       </w:r>
+      <w:r>
+        <w:br/>
+      </w:r>
+      <w:r>
+        <w:br/>
+      </w:r>
+      <w:r>
+        <w:rPr>
+          <w:rStyle w:val="CommentTok"/>
+        </w:rPr>
+        <w:t xml:space="preserve"># Preview dataframe </w:t>
+      </w:r>
+      <w:r>
+        <w:br/>
+      </w:r>
+      <w:r>
+        <w:rPr>
+          <w:rStyle w:val="FunctionTok"/>
+        </w:rPr>
+        <w:t xml:space="preserve">head</w:t>
+      </w:r>
+      <w:r>
+        <w:rPr>
+          <w:rStyle w:val="NormalTok"/>
+        </w:rPr>
+        <w:t xml:space="preserve">(pisa_class_probs)</w:t>
+      </w:r>
+    </w:p>
+    <w:p>
+      <w:pPr>
+        <w:pStyle w:val="FirstParagraph"/>
+      </w:pPr>
+      <w:r>
+        <w:t xml:space="preserve">You should see that each participant has a probability of being assigned to each of the four classes (</w:t>
+      </w:r>
+      <w:r>
+        <w:rPr>
+          <w:rStyle w:val="VerbatimChar"/>
+        </w:rPr>
+        <w:t xml:space="preserve">CPROB1-4</w:t>
+      </w:r>
+      <w:r>
+        <w:t xml:space="preserve">), with their highest probability class assignment presented in the final</w:t>
+      </w:r>
+      <w:r>
+        <w:t xml:space="preserve"> </w:t>
+      </w:r>
+      <w:r>
+        <w:rPr>
+          <w:rStyle w:val="VerbatimChar"/>
+        </w:rPr>
+        <w:t xml:space="preserve">Class</w:t>
+      </w:r>
+      <w:r>
+        <w:t xml:space="preserve"> </w:t>
+      </w:r>
+      <w:r>
+        <w:t xml:space="preserve">column. For most participants this assignment is pretty clear cut, which is an indication of clear class separation in the model. However, we see for the sixth participant that there is fairly equal probability that they could be assigned to Class 2 or 3. We can see from the profile plots above that these two classes are fairly similar on 2-3 of the 4 measures, so this uncertainty is perhaps to be expected.</w:t>
+      </w:r>
+    </w:p>
+    <w:p>
+      <w:pPr>
+        <w:pStyle w:val="BodyText"/>
+      </w:pPr>
+      <w:r>
+        <w:t xml:space="preserve">Finally, you can also use the extracted data to work out the proportion of individuals assigned to each class:</w:t>
+      </w:r>
     </w:p>
     <w:p>
       <w:pPr>
@@ -3336,246 +3495,147 @@
       </w:pPr>
       <w:r>
         <w:rPr>
-          <w:rStyle w:val="VerbatimChar"/>
-        </w:rPr>
-        <w:t xml:space="preserve">Warning: There was 1 warning in `mutate()`.</w:t>
-      </w:r>
-      <w:r>
-        <w:br/>
-      </w:r>
-      <w:r>
-        <w:rPr>
-          <w:rStyle w:val="VerbatimChar"/>
-        </w:rPr>
-        <w:t xml:space="preserve">ℹ In argument: `across(CPROB1:CPROB4, round, 2)`.</w:t>
-      </w:r>
-      <w:r>
-        <w:br/>
-      </w:r>
-      <w:r>
-        <w:rPr>
-          <w:rStyle w:val="VerbatimChar"/>
-        </w:rPr>
-        <w:t xml:space="preserve">Caused by warning:</w:t>
-      </w:r>
-      <w:r>
-        <w:br/>
-      </w:r>
-      <w:r>
-        <w:rPr>
-          <w:rStyle w:val="VerbatimChar"/>
-        </w:rPr>
-        <w:t xml:space="preserve">! The `...` argument of `across()` is deprecated as of dplyr 1.1.0.</w:t>
-      </w:r>
-      <w:r>
-        <w:br/>
-      </w:r>
-      <w:r>
-        <w:rPr>
-          <w:rStyle w:val="VerbatimChar"/>
-        </w:rPr>
-        <w:t xml:space="preserve">Supply arguments directly to `.fns` through an anonymous function instead.</w:t>
-      </w:r>
-      <w:r>
-        <w:br/>
-      </w:r>
-      <w:r>
-        <w:br/>
-      </w:r>
-      <w:r>
-        <w:rPr>
-          <w:rStyle w:val="VerbatimChar"/>
-        </w:rPr>
-        <w:t xml:space="preserve">  # Previously</w:t>
-      </w:r>
-      <w:r>
-        <w:br/>
-      </w:r>
-      <w:r>
-        <w:rPr>
-          <w:rStyle w:val="VerbatimChar"/>
-        </w:rPr>
-        <w:t xml:space="preserve">  across(a:b, mean, na.rm = TRUE)</w:t>
-      </w:r>
-      <w:r>
-        <w:br/>
-      </w:r>
-      <w:r>
-        <w:br/>
-      </w:r>
-      <w:r>
-        <w:rPr>
-          <w:rStyle w:val="VerbatimChar"/>
-        </w:rPr>
-        <w:t xml:space="preserve">  # Now</w:t>
-      </w:r>
-      <w:r>
-        <w:br/>
-      </w:r>
-      <w:r>
-        <w:rPr>
-          <w:rStyle w:val="VerbatimChar"/>
-        </w:rPr>
-        <w:t xml:space="preserve">  across(a:b, \(x) mean(x, na.rm = TRUE))</w:t>
-      </w:r>
-    </w:p>
-    <w:p>
-      <w:pPr>
-        <w:pStyle w:val="SourceCode"/>
-      </w:pPr>
-      <w:r>
-        <w:rPr>
           <w:rStyle w:val="CommentTok"/>
         </w:rPr>
-        <w:t xml:space="preserve"># Preview dataframe </w:t>
-      </w:r>
-      <w:r>
-        <w:br/>
+        <w:t xml:space="preserve"># Calculate proportions</w:t>
+      </w:r>
+      <w:r>
+        <w:br/>
+      </w:r>
+      <w:r>
+        <w:rPr>
+          <w:rStyle w:val="NormalTok"/>
+        </w:rPr>
+        <w:t xml:space="preserve">pisa_class_probs </w:t>
+      </w:r>
+      <w:r>
+        <w:rPr>
+          <w:rStyle w:val="SpecialCharTok"/>
+        </w:rPr>
+        <w:t xml:space="preserve">%&gt;%</w:t>
+      </w:r>
+      <w:r>
+        <w:rPr>
+          <w:rStyle w:val="NormalTok"/>
+        </w:rPr>
+        <w:t xml:space="preserve"> </w:t>
+      </w:r>
+      <w:r>
+        <w:br/>
+      </w:r>
+      <w:r>
+        <w:rPr>
+          <w:rStyle w:val="NormalTok"/>
+        </w:rPr>
+        <w:t xml:space="preserve">  </w:t>
       </w:r>
       <w:r>
         <w:rPr>
           <w:rStyle w:val="FunctionTok"/>
         </w:rPr>
-        <w:t xml:space="preserve">head</w:t>
-      </w:r>
-      <w:r>
-        <w:rPr>
-          <w:rStyle w:val="NormalTok"/>
-        </w:rPr>
-        <w:t xml:space="preserve">(pisa_class_probs)</w:t>
-      </w:r>
-    </w:p>
-    <w:p>
-      <w:pPr>
-        <w:pStyle w:val="SourceCode"/>
-      </w:pPr>
-      <w:r>
-        <w:rPr>
-          <w:rStyle w:val="VerbatimChar"/>
-        </w:rPr>
-        <w:t xml:space="preserve"># A tibble: 6 × 11</w:t>
-      </w:r>
-      <w:r>
-        <w:br/>
-      </w:r>
-      <w:r>
-        <w:rPr>
-          <w:rStyle w:val="VerbatimChar"/>
-        </w:rPr>
-        <w:t xml:space="preserve">  model_number classes_number broad_interest enjoyment instrumental_mot</w:t>
-      </w:r>
-      <w:r>
-        <w:br/>
-      </w:r>
-      <w:r>
-        <w:rPr>
-          <w:rStyle w:val="VerbatimChar"/>
-        </w:rPr>
-        <w:t xml:space="preserve">         &lt;dbl&gt;          &lt;int&gt;          &lt;dbl&gt;     &lt;dbl&gt;            &lt;dbl&gt;</w:t>
-      </w:r>
-      <w:r>
-        <w:br/>
-      </w:r>
-      <w:r>
-        <w:rPr>
-          <w:rStyle w:val="VerbatimChar"/>
-        </w:rPr>
-        <w:t xml:space="preserve">1            1              4            3.8       4               2   </w:t>
-      </w:r>
-      <w:r>
-        <w:br/>
-      </w:r>
-      <w:r>
-        <w:rPr>
-          <w:rStyle w:val="VerbatimChar"/>
-        </w:rPr>
-        <w:t xml:space="preserve">2            1              4            3         3               2.5 </w:t>
-      </w:r>
-      <w:r>
-        <w:br/>
-      </w:r>
-      <w:r>
-        <w:rPr>
-          <w:rStyle w:val="VerbatimChar"/>
-        </w:rPr>
-        <w:t xml:space="preserve">3            1              4            1.8       2.8             3.5 </w:t>
-      </w:r>
-      <w:r>
-        <w:br/>
-      </w:r>
-      <w:r>
-        <w:rPr>
-          <w:rStyle w:val="VerbatimChar"/>
-        </w:rPr>
-        <w:t xml:space="preserve">4            1              4            1.4       1               2.75</w:t>
-      </w:r>
-      <w:r>
-        <w:br/>
-      </w:r>
-      <w:r>
-        <w:rPr>
-          <w:rStyle w:val="VerbatimChar"/>
-        </w:rPr>
-        <w:t xml:space="preserve">5            1              4            1.8       2.2             2   </w:t>
-      </w:r>
-      <w:r>
-        <w:br/>
-      </w:r>
-      <w:r>
-        <w:rPr>
-          <w:rStyle w:val="VerbatimChar"/>
-        </w:rPr>
-        <w:t xml:space="preserve">6            1              4            1.6       1.6             2.75</w:t>
-      </w:r>
-      <w:r>
-        <w:br/>
-      </w:r>
-      <w:r>
-        <w:rPr>
-          <w:rStyle w:val="VerbatimChar"/>
-        </w:rPr>
-        <w:t xml:space="preserve"># ℹ 6 more variables: self_efficacy &lt;dbl&gt;, CPROB1 &lt;dbl&gt;, CPROB2 &lt;dbl&gt;,</w:t>
-      </w:r>
-      <w:r>
-        <w:br/>
-      </w:r>
-      <w:r>
-        <w:rPr>
-          <w:rStyle w:val="VerbatimChar"/>
-        </w:rPr>
-        <w:t xml:space="preserve">#   CPROB3 &lt;dbl&gt;, CPROB4 &lt;dbl&gt;, Class &lt;dbl&gt;</w:t>
-      </w:r>
-    </w:p>
-    <w:p>
-      <w:pPr>
-        <w:pStyle w:val="FirstParagraph"/>
-      </w:pPr>
-      <w:r>
-        <w:t xml:space="preserve">You can see here that each participant as a probability of being assigned to each class (</w:t>
-      </w:r>
-      <w:r>
-        <w:rPr>
-          <w:rStyle w:val="VerbatimChar"/>
-        </w:rPr>
-        <w:t xml:space="preserve">CPROB1-4</w:t>
-      </w:r>
-      <w:r>
-        <w:t xml:space="preserve">), with their highest probability class assignment presented in the final</w:t>
-      </w:r>
-      <w:r>
-        <w:t xml:space="preserve"> </w:t>
-      </w:r>
-      <w:r>
-        <w:rPr>
-          <w:rStyle w:val="VerbatimChar"/>
-        </w:rPr>
-        <w:t xml:space="preserve">Class</w:t>
-      </w:r>
-      <w:r>
-        <w:t xml:space="preserve"> </w:t>
-      </w:r>
-      <w:r>
-        <w:t xml:space="preserve">column. For most participants this assignment is pretty clear cut, which is an indication of clear class separation in the model. However, we see for the sixth participant that there is fairly equal probability that they could be assigned to Class 2 or 3. We can see from the profile plots above that these two classes are fairly similar on 2-3 of the 4 measures.</w:t>
+        <w:t xml:space="preserve">group_by</w:t>
+      </w:r>
+      <w:r>
+        <w:rPr>
+          <w:rStyle w:val="NormalTok"/>
+        </w:rPr>
+        <w:t xml:space="preserve">(Class) </w:t>
+      </w:r>
+      <w:r>
+        <w:rPr>
+          <w:rStyle w:val="SpecialCharTok"/>
+        </w:rPr>
+        <w:t xml:space="preserve">%&gt;%</w:t>
+      </w:r>
+      <w:r>
+        <w:rPr>
+          <w:rStyle w:val="NormalTok"/>
+        </w:rPr>
+        <w:t xml:space="preserve"> </w:t>
+      </w:r>
+      <w:r>
+        <w:br/>
+      </w:r>
+      <w:r>
+        <w:rPr>
+          <w:rStyle w:val="NormalTok"/>
+        </w:rPr>
+        <w:t xml:space="preserve">  </w:t>
+      </w:r>
+      <w:r>
+        <w:rPr>
+          <w:rStyle w:val="FunctionTok"/>
+        </w:rPr>
+        <w:t xml:space="preserve">summarise</w:t>
+      </w:r>
+      <w:r>
+        <w:rPr>
+          <w:rStyle w:val="NormalTok"/>
+        </w:rPr>
+        <w:t xml:space="preserve">(</w:t>
+      </w:r>
+      <w:r>
+        <w:rPr>
+          <w:rStyle w:val="AttributeTok"/>
+        </w:rPr>
+        <w:t xml:space="preserve">n =</w:t>
+      </w:r>
+      <w:r>
+        <w:rPr>
+          <w:rStyle w:val="NormalTok"/>
+        </w:rPr>
+        <w:t xml:space="preserve"> </w:t>
+      </w:r>
+      <w:r>
+        <w:rPr>
+          <w:rStyle w:val="FunctionTok"/>
+        </w:rPr>
+        <w:t xml:space="preserve">n</w:t>
+      </w:r>
+      <w:r>
+        <w:rPr>
+          <w:rStyle w:val="NormalTok"/>
+        </w:rPr>
+        <w:t xml:space="preserve">(),</w:t>
+      </w:r>
+      <w:r>
+        <w:br/>
+      </w:r>
+      <w:r>
+        <w:rPr>
+          <w:rStyle w:val="NormalTok"/>
+        </w:rPr>
+        <w:t xml:space="preserve">            </w:t>
+      </w:r>
+      <w:r>
+        <w:rPr>
+          <w:rStyle w:val="AttributeTok"/>
+        </w:rPr>
+        <w:t xml:space="preserve">proportion =</w:t>
+      </w:r>
+      <w:r>
+        <w:rPr>
+          <w:rStyle w:val="NormalTok"/>
+        </w:rPr>
+        <w:t xml:space="preserve"> n</w:t>
+      </w:r>
+      <w:r>
+        <w:rPr>
+          <w:rStyle w:val="SpecialCharTok"/>
+        </w:rPr>
+        <w:t xml:space="preserve">/</w:t>
+      </w:r>
+      <w:r>
+        <w:rPr>
+          <w:rStyle w:val="FunctionTok"/>
+        </w:rPr>
+        <w:t xml:space="preserve">nrow</w:t>
+      </w:r>
+      <w:r>
+        <w:rPr>
+          <w:rStyle w:val="NormalTok"/>
+        </w:rPr>
+        <w:t xml:space="preserve">(pisa_class_probs))</w:t>
       </w:r>
     </w:p>
     <w:p>
@@ -3638,7 +3698,7 @@
                           </pic:cNvPicPr>
                         </pic:nvPicPr>
                         <pic:blipFill>
-                          <a:blip r:embed="rId28"/>
+                          <a:blip r:embed="rId29"/>
                           <a:stretch>
                             <a:fillRect/>
                           </a:stretch>
@@ -4443,7 +4503,20 @@
         </w:numPr>
       </w:pPr>
       <w:r>
-        <w:t xml:space="preserve">Select the best candidate k-class model(s) for this model specification, based on the BIC, CAIC, and AWE fit indices and the bLRT test.</w:t>
+        <w:t xml:space="preserve">Select the best candidate</w:t>
+      </w:r>
+      <w:r>
+        <w:t xml:space="preserve"> </w:t>
+      </w:r>
+      <w:r>
+        <w:rPr>
+          <w:i/>
+          <w:iCs/>
+        </w:rPr>
+        <w:t xml:space="preserve">k</w:t>
+      </w:r>
+      <w:r>
+        <w:t xml:space="preserve">-class model(s) for this model specification, based on the BIC, CAIC, and AWE fit indices and the bLRT test.</w:t>
       </w:r>
     </w:p>
     <w:p>
@@ -5480,11 +5553,83 @@
         <w:pStyle w:val="FirstParagraph"/>
       </w:pPr>
       <w:r>
+        <w:t xml:space="preserve">Today’s practical has already been pretty challenging! If you want to push yourself further, take a look at the</w:t>
+      </w:r>
+      <w:r>
+        <w:t xml:space="preserve"> </w:t>
+      </w:r>
+      <w:hyperlink r:id="rId28">
+        <w:r>
+          <w:rPr>
+            <w:rStyle w:val="Hyperlink"/>
+            <w:i/>
+            <w:iCs/>
+          </w:rPr>
+          <w:t xml:space="preserve">tidyLPA</w:t>
+        </w:r>
+        <w:r>
+          <w:rPr>
+            <w:rStyle w:val="Hyperlink"/>
+          </w:rPr>
+          <w:t xml:space="preserve"> </w:t>
+        </w:r>
+        <w:r>
+          <w:rPr>
+            <w:rStyle w:val="Hyperlink"/>
+          </w:rPr>
+          <w:t xml:space="preserve">vignette</w:t>
+        </w:r>
+      </w:hyperlink>
+      <w:r>
+        <w:t xml:space="preserve"> </w:t>
+      </w:r>
+      <w:r>
+        <w:t xml:space="preserve">and see which other model specifications you can fit with the</w:t>
+      </w:r>
+      <w:r>
+        <w:t xml:space="preserve"> </w:t>
+      </w:r>
+      <w:r>
         <w:rPr>
           <w:i/>
           <w:iCs/>
         </w:rPr>
-        <w:t xml:space="preserve">[This last task should encourage them to advance their knowledge independently]</w:t>
+        <w:t xml:space="preserve">tidyLPA</w:t>
+      </w:r>
+      <w:r>
+        <w:t xml:space="preserve"> </w:t>
+      </w:r>
+      <w:r>
+        <w:t xml:space="preserve">package alone (i.e., using</w:t>
+      </w:r>
+      <w:r>
+        <w:t xml:space="preserve"> </w:t>
+      </w:r>
+      <w:r>
+        <w:rPr>
+          <w:i/>
+          <w:iCs/>
+        </w:rPr>
+        <w:t xml:space="preserve">mclust</w:t>
+      </w:r>
+      <w:r>
+        <w:t xml:space="preserve"> </w:t>
+      </w:r>
+      <w:r>
+        <w:t xml:space="preserve">rather than</w:t>
+      </w:r>
+      <w:r>
+        <w:t xml:space="preserve"> </w:t>
+      </w:r>
+      <w:r>
+        <w:rPr>
+          <w:i/>
+          <w:iCs/>
+        </w:rPr>
+        <w:t xml:space="preserve">MPlus</w:t>
+      </w:r>
+      <w:r>
+        <w:t xml:space="preserve">). What happens when you try to run them on the datasets that we used today?</w:t>
       </w:r>
     </w:p>
     <w:p>
@@ -5495,7 +5640,7 @@
       </w:r>
     </w:p>
     <w:bookmarkEnd w:id="50"/>
-    <w:bookmarkStart w:id="59" w:name="summary"/>
+    <w:bookmarkStart w:id="61" w:name="summary"/>
     <w:p>
       <w:pPr>
         <w:pStyle w:val="Heading1"/>
@@ -5517,16 +5662,25 @@
       <w:pPr>
         <w:pStyle w:val="FirstParagraph"/>
       </w:pPr>
+      <w:r>
+        <w:t xml:space="preserve">Today’s practical showed us an example of a mixture modelling approach in action. We saw how a latent variable with different numbers</w:t>
+      </w:r>
+      <w:r>
+        <w:t xml:space="preserve"> </w:t>
+      </w:r>
       <w:r>
         <w:rPr>
           <w:i/>
           <w:iCs/>
         </w:rPr>
-        <w:t xml:space="preserve">[Practical summary in relation to learning objectives]</w:t>
+        <w:t xml:space="preserve">(k</w:t>
+      </w:r>
+      <w:r>
+        <w:t xml:space="preserve">) of categories can be fitted and compared to identify unobserved subpopulations in the data. We also varied the constraints of the model, and saw how we can use fit statistics to identify the best model that balances precision and parsimony. Finally, we inspected the characteristics of each profile in the final model, and extracted the probabilistic class membership for individuals in the dataset.</w:t>
       </w:r>
     </w:p>
     <w:bookmarkEnd w:id="51"/>
-    <w:bookmarkStart w:id="58" w:name="further-learning"/>
+    <w:bookmarkStart w:id="60" w:name="further-learning"/>
     <w:p>
       <w:pPr>
         <w:pStyle w:val="Heading2"/>
@@ -5540,11 +5694,7 @@
         <w:pStyle w:val="FirstParagraph"/>
       </w:pPr>
       <w:r>
-        <w:rPr>
-          <w:i/>
-          <w:iCs/>
-        </w:rPr>
-        <w:t xml:space="preserve">[Link further interactive resources. Can also remind them of the</w:t>
+        <w:t xml:space="preserve">This week’s</w:t>
       </w:r>
       <w:r>
         <w:t xml:space="preserve"> </w:t>
@@ -5558,7 +5708,94 @@
         </w:r>
       </w:hyperlink>
       <w:r>
-        <w:t xml:space="preserve">]</w:t>
+        <w:t xml:space="preserve"> </w:t>
+      </w:r>
+      <w:r>
+        <w:t xml:space="preserve">can be found on the reading list as usual. This is one of—indeed maybe even</w:t>
+      </w:r>
+      <w:r>
+        <w:t xml:space="preserve"> </w:t>
+      </w:r>
+      <w:r>
+        <w:rPr>
+          <w:i/>
+          <w:iCs/>
+        </w:rPr>
+        <w:t xml:space="preserve">the</w:t>
+      </w:r>
+      <w:r>
+        <w:t xml:space="preserve">—most complex analyses we will cover in this module, and there’s a great</w:t>
+      </w:r>
+      <w:r>
+        <w:t xml:space="preserve"> </w:t>
+      </w:r>
+      <w:hyperlink r:id="rId53">
+        <w:r>
+          <w:rPr>
+            <w:rStyle w:val="Hyperlink"/>
+          </w:rPr>
+          <w:t xml:space="preserve">Quantitude podcast episode</w:t>
+        </w:r>
+      </w:hyperlink>
+      <w:r>
+        <w:t xml:space="preserve"> </w:t>
+      </w:r>
+      <w:r>
+        <w:t xml:space="preserve">if you’re struggling to get your head around the main ideas.</w:t>
+      </w:r>
+    </w:p>
+    <w:p>
+      <w:pPr>
+        <w:pStyle w:val="BodyText"/>
+      </w:pPr>
+      <w:r>
+        <w:t xml:space="preserve">There is also a DataCamp course on</w:t>
+      </w:r>
+      <w:r>
+        <w:t xml:space="preserve"> </w:t>
+      </w:r>
+      <w:hyperlink r:id="rId54">
+        <w:r>
+          <w:rPr>
+            <w:rStyle w:val="Hyperlink"/>
+          </w:rPr>
+          <w:t xml:space="preserve">Mixture Models in R</w:t>
+        </w:r>
+      </w:hyperlink>
+      <w:r>
+        <w:t xml:space="preserve">. This course uses the</w:t>
+      </w:r>
+      <w:r>
+        <w:t xml:space="preserve"> </w:t>
+      </w:r>
+      <w:r>
+        <w:rPr>
+          <w:i/>
+          <w:iCs/>
+        </w:rPr>
+        <w:t xml:space="preserve">flexmix</w:t>
+      </w:r>
+      <w:r>
+        <w:t xml:space="preserve"> </w:t>
+      </w:r>
+      <w:r>
+        <w:t xml:space="preserve">package rather than</w:t>
+      </w:r>
+      <w:r>
+        <w:t xml:space="preserve"> </w:t>
+      </w:r>
+      <w:r>
+        <w:rPr>
+          <w:i/>
+          <w:iCs/>
+        </w:rPr>
+        <w:t xml:space="preserve">tidyLPA,</w:t>
+      </w:r>
+      <w:r>
+        <w:t xml:space="preserve"> </w:t>
+      </w:r>
+      <w:r>
+        <w:t xml:space="preserve">which has a slightly steeper learning curve but is more flexible to different types of mixture models. You might want to consider this to build your experience or if you are likely to run this type of analysis in future.</w:t>
       </w:r>
     </w:p>
     <w:p>
@@ -5610,18 +5847,18 @@
                 <wp:inline>
                   <wp:extent cx="152400" cy="152400"/>
                   <wp:effectExtent b="0" l="0" r="0" t="0"/>
-                  <wp:docPr descr="" title="" id="54" name="Picture"/>
+                  <wp:docPr descr="" title="" id="56" name="Picture"/>
                   <a:graphic>
                     <a:graphicData uri="http://schemas.openxmlformats.org/drawingml/2006/picture">
                       <pic:pic>
                         <pic:nvPicPr>
-                          <pic:cNvPr descr="C:\Users\elj504\AppData\Local\Programs\Quarto\share\formats\docx\important.png" id="55" name="Picture"/>
+                          <pic:cNvPr descr="C:\Users\elj504\AppData\Local\Programs\Quarto\share\formats\docx\important.png" id="57" name="Picture"/>
                           <pic:cNvPicPr>
                             <a:picLocks noChangeArrowheads="1" noChangeAspect="1"/>
                           </pic:cNvPicPr>
                         </pic:nvPicPr>
                         <pic:blipFill>
-                          <a:blip r:embed="rId53"/>
+                          <a:blip r:embed="rId55"/>
                           <a:stretch>
                             <a:fillRect/>
                           </a:stretch>
@@ -5683,7 +5920,7 @@
             <w:r>
               <w:t xml:space="preserve"> </w:t>
             </w:r>
-            <w:hyperlink r:id="rId56">
+            <w:hyperlink r:id="rId58">
               <w:r>
                 <w:rPr>
                   <w:rStyle w:val="Hyperlink"/>
@@ -5708,7 +5945,7 @@
             <w:r>
               <w:t xml:space="preserve"> </w:t>
             </w:r>
-            <w:hyperlink r:id="rId57">
+            <w:hyperlink r:id="rId59">
               <w:r>
                 <w:rPr>
                   <w:rStyle w:val="Hyperlink"/>
@@ -5723,8 +5960,8 @@
         </w:tc>
       </w:tr>
     </w:tbl>
-    <w:bookmarkEnd w:id="58"/>
-    <w:bookmarkEnd w:id="59"/>
+    <w:bookmarkEnd w:id="60"/>
+    <w:bookmarkEnd w:id="61"/>
     <w:sectPr>
       <w:footnotePr>
         <w:numRestart w:val="eachSect"/>
@@ -5754,7 +5991,7 @@
       </w:r>
     </w:p>
   </w:footnote>
-  <w:footnote w:id="33">
+  <w:footnote w:id="34">
     <w:p>
       <w:pPr>
         <w:pStyle w:val="FootnoteText"/>
@@ -5774,7 +6011,7 @@
       <w:r>
         <w:t xml:space="preserve"> </w:t>
       </w:r>
-      <w:hyperlink r:id="rId34">
+      <w:hyperlink r:id="rId28">
         <w:r>
           <w:rPr>
             <w:rStyle w:val="Hyperlink"/>
